--- a/state-vignettes/vermont_highway_report.docx
+++ b/state-vignettes/vermont_highway_report.docx
@@ -10,12 +10,12 @@
         <w:rPr>
           <w:color w:val="FF5500"/>
         </w:rPr>
-        <w:t>Vermont Ranks 38th in the Nation in Highway Performance and Cost-Effectiveness</w:t>
+        <w:t>Vermont Ranks 40th in the Nation in Highway Performance and Cost-Effectiveness</w:t>
       </w:r>
     </w:p>
     <w:p>
       <w:r>
-        <w:t>Vermont’s highway system ranks 38th in the nation in overall cost-effectiveness and condition.</w:t>
+        <w:t>Vermont’s highway system ranks 40th in the nation in overall cost-effectiveness and condition.</w:t>
       </w:r>
     </w:p>
     <w:p>
@@ -25,42 +25,42 @@
     </w:p>
     <w:p>
       <w:r>
-        <w:t>In safety and condition categories, Vermont’s highways rank 4th in urban Interstate pavement condition, 18th in rural Interstate pavement condition, 25th in urban arterial pavement condition, 43rd in rural arterial pavement condition, 7th in structurally deficient bridges, 7th in urban fatality rate, and 10th in rural fatality rate.</w:t>
+        <w:t>In safety and condition categories, Vermont’s highways rank 5th in urban Interstate pavement condition, 16th in rural Interstate pavement condition, 26th in urban arterial pavement condition, 39th in rural arterial pavement condition, 7th in structurally deficient bridges, 8th in urban fatality rate, and 2nd in rural fatality rate.</w:t>
       </w:r>
     </w:p>
     <w:p>
       <w:r>
-        <w:t>Vermont ranks 6th out of the 50 states in traffic congestion, and its drivers spend 12.52 hours a year stuck in traffic congestion.</w:t>
+        <w:t>Vermont ranks 7th out of the 50 states in traffic congestion, and its drivers spend 12.89 hours a year stuck in traffic congestion.</w:t>
       </w:r>
     </w:p>
     <w:p>
       <w:r>
-        <w:t>In spending and cost-effectiveness, Vermont ranks 37th in capital and bridge disbursements, which are the costs of building new roads and bridges and widening existing ones. Vermont ranks 47th in maintenance spending, such as the costs of repaving roads and filling in potholes. Vermont’s administrative disbursements, including office spending that doesn’t make its way to roads, rank 50th nationwide.</w:t>
+        <w:t>In spending and cost-effectiveness, Vermont ranks 29th in capital and bridge disbursements, which are the costs of building new roads and bridges and widening existing ones. Vermont ranks 50th in maintenance spending, such as the costs of repaving roads and filling in potholes. Vermont’s administrative disbursements, including office spending that doesn’t make its way to roads, rank 49th nationwide.</w:t>
       </w:r>
     </w:p>
     <w:p>
       <w:r>
-        <w:t>Compared to last year, Vermont has the following notable changes in rankings: Rural Other Principal Arterial Pavement Condition improved by 5 points, from 48 to 43; Rural Interstate Pavement Condition improved by 13.0 points, from 31 to 18; Overall improved by 6 points, from 44 to 38.</w:t>
+        <w:t>Compared to last year, Vermont has the following notable changes in rankings: Capital &amp; Bridge Disbursements improved by 8 points, from 37 to 29; Rural Fatality Rate improved by 8 points, from 10 to 2.</w:t>
       </w:r>
     </w:p>
     <w:p>
       <w:r>
-        <w:t>Compared to neighboring and nearby states, Vermont’s overall highway performance is better than New York (47th); worse than New Hampshire (13th).</w:t>
+        <w:t>Compared to neighboring and nearby states, Vermont’s overall highway performance is better than New York (46th); worse than New Hampshire (12th).</w:t>
       </w:r>
     </w:p>
     <w:p>
       <w:r>
-        <w:t>Comparing its overall performance to similarly populated states, Vermont ranks better than Alaska (50th); worse than Wyoming (20th).</w:t>
+        <w:t>Comparing its overall performance to similarly populated states, Vermont ranks better than Alaska (50th); worse than Wyoming (14th).</w:t>
       </w:r>
     </w:p>
     <w:p>
       <w:r>
-        <w:t>Vermont’s highway system ranks 38th out of 50 states overall this year, compared to 44th last year.</w:t>
+        <w:t>Vermont’s highway system ranks 40th out of 50 states overall this year, compared to 38th last year.</w:t>
       </w:r>
     </w:p>
     <w:p>
       <w:r>
-        <w:t>“In terms of improving in the road condition and performance categories, Vermont should focus on reducing Administrative Disbursements and Maintenance Disbursements. Vermont’s rank of 50th in Administrative Disbursements makes it one of the worst in the nation for this safety metric,” said Baruch Feigenbaum, lead author of the 29th Annual Highway Report and senior managing director of transportation policy at Reason Foundation.</w:t>
+        <w:t>“In terms of improving in the road condition and performance categories, Vermont should focus on reducing Maintenance Disbursements and Administrative Disbursements. Vermont’s rank of 50th in Maintenance Disbursements makes it one of the worst in the nation for this safety metric,” said Baruch Feigenbaum, lead author of the 30th Annual Highway Report and senior managing director of transportation policy at Reason Foundation.</w:t>
       </w:r>
     </w:p>
     <w:p>
@@ -70,7 +70,7 @@
           <w:color w:val="FF5500"/>
           <w:sz w:val="28"/>
         </w:rPr>
-        <w:t>VERMONT’S RANKINGS IN THE 29TH ANNUAL HIGHWAY REPORT</w:t>
+        <w:t>VERMONT’S RANKINGS IN THE 30TH ANNUAL HIGHWAY REPORT</w:t>
       </w:r>
     </w:p>
     <w:tbl>
@@ -148,7 +148,7 @@
               <w:rPr>
                 <w:sz w:val="20"/>
               </w:rPr>
-              <w:t>38</w:t>
+              <w:t>40</w:t>
             </w:r>
           </w:p>
         </w:tc>
@@ -179,7 +179,7 @@
               <w:rPr>
                 <w:sz w:val="20"/>
               </w:rPr>
-              <w:t>37</w:t>
+              <w:t>29</w:t>
             </w:r>
           </w:p>
         </w:tc>
@@ -212,7 +212,7 @@
               <w:rPr>
                 <w:sz w:val="20"/>
               </w:rPr>
-              <w:t>47</w:t>
+              <w:t>50</w:t>
             </w:r>
           </w:p>
         </w:tc>
@@ -243,7 +243,7 @@
               <w:rPr>
                 <w:sz w:val="20"/>
               </w:rPr>
-              <w:t>50</w:t>
+              <w:t>49</w:t>
             </w:r>
           </w:p>
         </w:tc>
@@ -307,7 +307,7 @@
               <w:rPr>
                 <w:sz w:val="20"/>
               </w:rPr>
-              <w:t>18</w:t>
+              <w:t>16</w:t>
             </w:r>
           </w:p>
         </w:tc>
@@ -340,7 +340,7 @@
               <w:rPr>
                 <w:sz w:val="20"/>
               </w:rPr>
-              <w:t>43</w:t>
+              <w:t>39</w:t>
             </w:r>
           </w:p>
         </w:tc>
@@ -371,7 +371,7 @@
               <w:rPr>
                 <w:sz w:val="20"/>
               </w:rPr>
-              <w:t>4</w:t>
+              <w:t>5</w:t>
             </w:r>
           </w:p>
         </w:tc>
@@ -404,7 +404,7 @@
               <w:rPr>
                 <w:sz w:val="20"/>
               </w:rPr>
-              <w:t>25</w:t>
+              <w:t>26</w:t>
             </w:r>
           </w:p>
         </w:tc>
@@ -435,7 +435,7 @@
               <w:rPr>
                 <w:sz w:val="20"/>
               </w:rPr>
-              <w:t>6</w:t>
+              <w:t>7</w:t>
             </w:r>
           </w:p>
         </w:tc>
@@ -499,7 +499,7 @@
               <w:rPr>
                 <w:sz w:val="20"/>
               </w:rPr>
-              <w:t>10</w:t>
+              <w:t>2</w:t>
             </w:r>
           </w:p>
         </w:tc>
@@ -532,7 +532,7 @@
               <w:rPr>
                 <w:sz w:val="20"/>
               </w:rPr>
-              <w:t>7</w:t>
+              <w:t>8</w:t>
             </w:r>
           </w:p>
         </w:tc>
@@ -563,7 +563,7 @@
               <w:rPr>
                 <w:sz w:val="20"/>
               </w:rPr>
-              <w:t>10</w:t>
+              <w:t>8</w:t>
             </w:r>
           </w:p>
         </w:tc>
@@ -572,12 +572,12 @@
     <w:p>
       <w:r>
         <w:br/>
-        <w:t>Reason Foundation’s 29th Annual Highway Report measures the condition and cost- effectiveness of state-controlled highways in 13 categories, including pavement and bridge conditions, traffic fatalities, and spending. In the performance categories, ranking first implies the state has the best or lowest fatality rate and its road pavement is in the best condition. A ranking of 50th in performance categories means the state has the worst fatality rates or pavement conditions. In simplified terms, in the cost-effectiveness categories, a rank of 50 means the state spends more money, and a first-place ranking means the state spends less money than other states in that category.</w:t>
+        <w:t>Reason Foundation’s 30th Annual Highway Report measures the condition and cost-effectiveness of state-controlled highways in 13 categories, including pavement and bridge conditions, traffic fatalities, and spending. In the performance categories, ranking first implies the state has the best or lowest fatality rate and its road pavement is in the best condition. A ranking of 50th in performance categories means the state has the worst fatality rates or pavement conditions. In simplified terms, in the cost-effectiveness categories, a rank of 50 means the state spends more money, and a first-place ranking means the state spends less money than other states in that category.</w:t>
       </w:r>
     </w:p>
     <w:p>
       <w:r>
-        <w:t>The report’s data are primarily information each state directly reported to the Federal Highway Administration for 2023. Better Roads and Bridges provides the deficient bridge data, and INRIX.com provides the traffic congestion data.</w:t>
+        <w:t>The report’s data are primarily information each state directly reported to the Federal Highway Administration for 2024. Better Roads and Bridges provides the deficient bridge data, and INRIX.com provides the traffic congestion data.</w:t>
       </w:r>
     </w:p>
     <w:sectPr>
